--- a/data/revised_2026-10_full/outputs/v2/Core_Mathematics/SS3.2_Probability_I/Core_Mathematics_Probability_I_SummaryTable.docx
+++ b/data/revised_2026-10_full/outputs/v2/Core_Mathematics/SS3.2_Probability_I/Core_Mathematics_Probability_I_SummaryTable.docx
@@ -1848,7 +1848,7 @@
         </w:rPr>
         <w:t xml:space="preserve">© 2026 SeaVuria and ARES. This work is licensed under a </w:t>
       </w:r>
-      <w:hyperlink w:history="1" r:id="rIdcfbkcfq5wpckxpxcxpp49">
+      <w:hyperlink w:history="1" r:id="rId6a-vhev9isxs_nb2seqe7">
         <w:r>
           <w:rPr>
             <w:rFonts w:ascii="Arial" w:cs="Arial" w:eastAsia="Arial" w:hAnsi="Arial"/>
@@ -1868,7 +1868,7 @@
         </w:rPr>
         <w:t xml:space="preserve"> (</w:t>
       </w:r>
-      <w:hyperlink w:history="1" r:id="rIdcz2bkvjze85wpna_6x6as">
+      <w:hyperlink w:history="1" r:id="rIdhbirwv-71_df-26kqovot">
         <w:r>
           <w:rPr>
             <w:rFonts w:ascii="Arial" w:cs="Arial" w:eastAsia="Arial" w:hAnsi="Arial"/>
@@ -1888,7 +1888,7 @@
         </w:rPr>
         <w:t xml:space="preserve">). To view a copy of this license, visit </w:t>
       </w:r>
-      <w:hyperlink w:history="1" r:id="rIdy0fmh7scutikmmlagdrxf">
+      <w:hyperlink w:history="1" r:id="rIdxbjvciwhblzeody3xkd5q">
         <w:r>
           <w:rPr>
             <w:rFonts w:ascii="Arial" w:cs="Arial" w:eastAsia="Arial" w:hAnsi="Arial"/>
